--- a/NLp docss.docx
+++ b/NLp docss.docx
@@ -1,6 +1,6 @@
 
 <file path=word/document.xml><?xml version="1.0" encoding="utf-8"?>
-<w:document xmlns:wpc="http://schemas.microsoft.com/office/word/2010/wordprocessingCanvas" xmlns:cx="http://schemas.microsoft.com/office/drawing/2014/chartex" xmlns:mc="http://schemas.openxmlformats.org/markup-compatibility/2006" xmlns:o="urn:schemas-microsoft-com:office:office" xmlns:r="http://schemas.openxmlformats.org/officeDocument/2006/relationships" xmlns:m="http://schemas.openxmlformats.org/officeDocument/2006/math" xmlns:v="urn:schemas-microsoft-com:vml" xmlns:wp14="http://schemas.microsoft.com/office/word/2010/wordprocessingDrawing" xmlns:wp="http://schemas.openxmlformats.org/drawingml/2006/wordprocessingDrawing" xmlns:w10="urn:schemas-microsoft-com:office:word" xmlns:w="http://schemas.openxmlformats.org/wordprocessingml/2006/main" xmlns:w14="http://schemas.microsoft.com/office/word/2010/wordml" xmlns:w15="http://schemas.microsoft.com/office/word/2012/wordml" xmlns:w16se="http://schemas.microsoft.com/office/word/2015/wordml/symex" xmlns:wpg="http://schemas.microsoft.com/office/word/2010/wordprocessingGroup" xmlns:wpi="http://schemas.microsoft.com/office/word/2010/wordprocessingInk" xmlns:wne="http://schemas.microsoft.com/office/word/2006/wordml" xmlns:wps="http://schemas.microsoft.com/office/word/2010/wordprocessingShape" mc:Ignorable="w14 w15 w16se wp14">
+<w:document xmlns:wpc="http://schemas.microsoft.com/office/word/2010/wordprocessingCanvas" xmlns:cx="http://schemas.microsoft.com/office/drawing/2014/chartex" xmlns:cx1="http://schemas.microsoft.com/office/drawing/2015/9/8/chartex" xmlns:cx2="http://schemas.microsoft.com/office/drawing/2015/10/21/chartex" xmlns:cx3="http://schemas.microsoft.com/office/drawing/2016/5/9/chartex" xmlns:cx4="http://schemas.microsoft.com/office/drawing/2016/5/10/chartex" xmlns:cx5="http://schemas.microsoft.com/office/drawing/2016/5/11/chartex" xmlns:cx6="http://schemas.microsoft.com/office/drawing/2016/5/12/chartex" xmlns:cx7="http://schemas.microsoft.com/office/drawing/2016/5/13/chartex" xmlns:cx8="http://schemas.microsoft.com/office/drawing/2016/5/14/chartex" xmlns:mc="http://schemas.openxmlformats.org/markup-compatibility/2006" xmlns:aink="http://schemas.microsoft.com/office/drawing/2016/ink" xmlns:am3d="http://schemas.microsoft.com/office/drawing/2017/model3d" xmlns:o="urn:schemas-microsoft-com:office:office" xmlns:oel="http://schemas.microsoft.com/office/2019/extlst" xmlns:r="http://schemas.openxmlformats.org/officeDocument/2006/relationships" xmlns:m="http://schemas.openxmlformats.org/officeDocument/2006/math" xmlns:v="urn:schemas-microsoft-com:vml" xmlns:wp14="http://schemas.microsoft.com/office/word/2010/wordprocessingDrawing" xmlns:wp="http://schemas.openxmlformats.org/drawingml/2006/wordprocessingDrawing" xmlns:w10="urn:schemas-microsoft-com:office:word" xmlns:w="http://schemas.openxmlformats.org/wordprocessingml/2006/main" xmlns:w14="http://schemas.microsoft.com/office/word/2010/wordml" xmlns:w15="http://schemas.microsoft.com/office/word/2012/wordml" xmlns:w16cex="http://schemas.microsoft.com/office/word/2018/wordml/cex" xmlns:w16cid="http://schemas.microsoft.com/office/word/2016/wordml/cid" xmlns:w16="http://schemas.microsoft.com/office/word/2018/wordml" xmlns:w16du="http://schemas.microsoft.com/office/word/2023/wordml/word16du" xmlns:w16sdtdh="http://schemas.microsoft.com/office/word/2020/wordml/sdtdatahash" xmlns:w16sdtfl="http://schemas.microsoft.com/office/word/2024/wordml/sdtformatlock" xmlns:w16se="http://schemas.microsoft.com/office/word/2015/wordml/symex" xmlns:wpg="http://schemas.microsoft.com/office/word/2010/wordprocessingGroup" xmlns:wpi="http://schemas.microsoft.com/office/word/2010/wordprocessingInk" xmlns:wne="http://schemas.microsoft.com/office/word/2006/wordml" xmlns:wps="http://schemas.microsoft.com/office/word/2010/wordprocessingShape" mc:Ignorable="w14 w15 w16se w16cid w16 w16cex w16sdtdh w16sdtfl w16du wp14">
   <w:body>
     <w:p>
       <w:pPr>
@@ -26,21 +26,7 @@
         <w:rPr>
           <w:lang w:val="en-US"/>
         </w:rPr>
-        <w:t>CB.</w:t>
-      </w:r>
-      <w:proofErr w:type="gramStart"/>
-      <w:r>
-        <w:rPr>
-          <w:lang w:val="en-US"/>
-        </w:rPr>
-        <w:t>SC.U</w:t>
-      </w:r>
-      <w:proofErr w:type="gramEnd"/>
-      <w:r>
-        <w:rPr>
-          <w:lang w:val="en-US"/>
-        </w:rPr>
-        <w:t>4CSE24752</w:t>
+        <w:t>CB.SC.U4CSE24752</w:t>
       </w:r>
       <w:r>
         <w:rPr>
@@ -443,21 +429,12 @@
           <w:lang w:val="en-US"/>
         </w:rPr>
       </w:pPr>
-      <w:proofErr w:type="spellStart"/>
-      <w:r>
-        <w:rPr>
-          <w:b/>
-          <w:lang w:val="en-US"/>
-        </w:rPr>
-        <w:t>Moel</w:t>
-      </w:r>
-      <w:proofErr w:type="spellEnd"/>
-      <w:r>
-        <w:rPr>
-          <w:b/>
-          <w:lang w:val="en-US"/>
-        </w:rPr>
-        <w:t xml:space="preserve"> Evaluation Skills</w:t>
+      <w:r>
+        <w:rPr>
+          <w:b/>
+          <w:lang w:val="en-US"/>
+        </w:rPr>
+        <w:t>Moel Evaluation Skills</w:t>
       </w:r>
     </w:p>
     <w:p>
@@ -581,8 +558,85 @@
         </w:rPr>
         <w:t>What are the expectations of NLP engineer</w:t>
       </w:r>
-      <w:bookmarkStart w:id="0" w:name="_GoBack"/>
-      <w:bookmarkEnd w:id="0"/>
+    </w:p>
+    <w:p>
+      <w:pPr>
+        <w:rPr>
+          <w:lang w:val="en-US"/>
+        </w:rPr>
+      </w:pPr>
+    </w:p>
+    <w:p>
+      <w:pPr>
+        <w:rPr>
+          <w:lang w:val="en-US"/>
+        </w:rPr>
+      </w:pPr>
+      <w:r>
+        <w:rPr>
+          <w:lang w:val="en-US"/>
+        </w:rPr>
+        <w:t xml:space="preserve">Code reference for </w:t>
+      </w:r>
+      <w:proofErr w:type="spellStart"/>
+      <w:r>
+        <w:rPr>
+          <w:lang w:val="en-US"/>
+        </w:rPr>
+        <w:t>nlp</w:t>
+      </w:r>
+      <w:proofErr w:type="spellEnd"/>
+      <w:r>
+        <w:rPr>
+          <w:lang w:val="en-US"/>
+        </w:rPr>
+        <w:t>:</w:t>
+      </w:r>
+    </w:p>
+    <w:p>
+      <w:pPr>
+        <w:rPr>
+          <w:lang w:val="en-US"/>
+        </w:rPr>
+      </w:pPr>
+      <w:hyperlink r:id="rId6" w:history="1">
+        <w:r>
+          <w:rPr>
+            <w:rStyle w:val="Hyperlink"/>
+            <w:lang w:val="en-US"/>
+          </w:rPr>
+          <w:t>https://courses.cs.duke.edu/spring14/compsci290/assignments/lab02.html</w:t>
+        </w:r>
+      </w:hyperlink>
+    </w:p>
+    <w:p>
+      <w:pPr>
+        <w:rPr>
+          <w:lang w:val="en-US"/>
+        </w:rPr>
+      </w:pPr>
+      <w:hyperlink r:id="rId7" w:history="1">
+        <w:r>
+          <w:rPr>
+            <w:rStyle w:val="Hyperlink"/>
+            <w:lang w:val="en-US"/>
+          </w:rPr>
+          <w:t>https://www.geeksforgeeks.org/machine-learning/understanding-tf-idf-term-frequency-inverse-document-frequency/</w:t>
+        </w:r>
+      </w:hyperlink>
+    </w:p>
+    <w:p>
+      <w:pPr>
+        <w:rPr>
+          <w:lang w:val="en-US"/>
+        </w:rPr>
+      </w:pPr>
+      <w:r>
+        <w:rPr>
+          <w:lang w:val="en-US"/>
+        </w:rPr>
+        <w:t>https://www.kaggle.com/code/uthamkanth/beginner-tf-idf-and-cosine-similarity-from-scratch</w:t>
+      </w:r>
     </w:p>
     <w:sectPr>
       <w:pgSz w:w="11906" w:h="16838"/>
@@ -595,7 +649,7 @@
 </file>
 
 <file path=word/numbering.xml><?xml version="1.0" encoding="utf-8"?>
-<w:numbering xmlns:wpc="http://schemas.microsoft.com/office/word/2010/wordprocessingCanvas" xmlns:cx="http://schemas.microsoft.com/office/drawing/2014/chartex" xmlns:mc="http://schemas.openxmlformats.org/markup-compatibility/2006" xmlns:o="urn:schemas-microsoft-com:office:office" xmlns:r="http://schemas.openxmlformats.org/officeDocument/2006/relationships" xmlns:m="http://schemas.openxmlformats.org/officeDocument/2006/math" xmlns:v="urn:schemas-microsoft-com:vml" xmlns:wp14="http://schemas.microsoft.com/office/word/2010/wordprocessingDrawing" xmlns:wp="http://schemas.openxmlformats.org/drawingml/2006/wordprocessingDrawing" xmlns:w10="urn:schemas-microsoft-com:office:word" xmlns:w="http://schemas.openxmlformats.org/wordprocessingml/2006/main" xmlns:w14="http://schemas.microsoft.com/office/word/2010/wordml" xmlns:w15="http://schemas.microsoft.com/office/word/2012/wordml" xmlns:w16se="http://schemas.microsoft.com/office/word/2015/wordml/symex" xmlns:wpg="http://schemas.microsoft.com/office/word/2010/wordprocessingGroup" xmlns:wpi="http://schemas.microsoft.com/office/word/2010/wordprocessingInk" xmlns:wne="http://schemas.microsoft.com/office/word/2006/wordml" xmlns:wps="http://schemas.microsoft.com/office/word/2010/wordprocessingShape" mc:Ignorable="w14 w15 w16se wp14">
+<w:numbering xmlns:wpc="http://schemas.microsoft.com/office/word/2010/wordprocessingCanvas" xmlns:cx="http://schemas.microsoft.com/office/drawing/2014/chartex" xmlns:cx1="http://schemas.microsoft.com/office/drawing/2015/9/8/chartex" xmlns:cx2="http://schemas.microsoft.com/office/drawing/2015/10/21/chartex" xmlns:cx3="http://schemas.microsoft.com/office/drawing/2016/5/9/chartex" xmlns:cx4="http://schemas.microsoft.com/office/drawing/2016/5/10/chartex" xmlns:cx5="http://schemas.microsoft.com/office/drawing/2016/5/11/chartex" xmlns:cx6="http://schemas.microsoft.com/office/drawing/2016/5/12/chartex" xmlns:cx7="http://schemas.microsoft.com/office/drawing/2016/5/13/chartex" xmlns:cx8="http://schemas.microsoft.com/office/drawing/2016/5/14/chartex" xmlns:mc="http://schemas.openxmlformats.org/markup-compatibility/2006" xmlns:aink="http://schemas.microsoft.com/office/drawing/2016/ink" xmlns:am3d="http://schemas.microsoft.com/office/drawing/2017/model3d" xmlns:o="urn:schemas-microsoft-com:office:office" xmlns:oel="http://schemas.microsoft.com/office/2019/extlst" xmlns:r="http://schemas.openxmlformats.org/officeDocument/2006/relationships" xmlns:m="http://schemas.openxmlformats.org/officeDocument/2006/math" xmlns:v="urn:schemas-microsoft-com:vml" xmlns:wp14="http://schemas.microsoft.com/office/word/2010/wordprocessingDrawing" xmlns:wp="http://schemas.openxmlformats.org/drawingml/2006/wordprocessingDrawing" xmlns:w10="urn:schemas-microsoft-com:office:word" xmlns:w="http://schemas.openxmlformats.org/wordprocessingml/2006/main" xmlns:w14="http://schemas.microsoft.com/office/word/2010/wordml" xmlns:w15="http://schemas.microsoft.com/office/word/2012/wordml" xmlns:w16cex="http://schemas.microsoft.com/office/word/2018/wordml/cex" xmlns:w16cid="http://schemas.microsoft.com/office/word/2016/wordml/cid" xmlns:w16="http://schemas.microsoft.com/office/word/2018/wordml" xmlns:w16du="http://schemas.microsoft.com/office/word/2023/wordml/word16du" xmlns:w16sdtdh="http://schemas.microsoft.com/office/word/2020/wordml/sdtdatahash" xmlns:w16sdtfl="http://schemas.microsoft.com/office/word/2024/wordml/sdtformatlock" xmlns:w16se="http://schemas.microsoft.com/office/word/2015/wordml/symex" xmlns:wpg="http://schemas.microsoft.com/office/word/2010/wordprocessingGroup" xmlns:wpi="http://schemas.microsoft.com/office/word/2010/wordprocessingInk" xmlns:wne="http://schemas.microsoft.com/office/word/2006/wordml" xmlns:wps="http://schemas.microsoft.com/office/word/2010/wordprocessingShape" mc:Ignorable="w14 w15 w16se w16cid w16 w16cex w16sdtdh w16sdtfl w16du wp14">
   <w:abstractNum w:abstractNumId="0" w15:restartNumberingAfterBreak="0">
     <w:nsid w:val="0344698E"/>
     <w:multiLevelType w:val="hybridMultilevel"/>
@@ -935,20 +989,20 @@
       </w:rPr>
     </w:lvl>
   </w:abstractNum>
-  <w:num w:numId="1">
+  <w:num w:numId="1" w16cid:durableId="1424643953">
     <w:abstractNumId w:val="2"/>
   </w:num>
-  <w:num w:numId="2">
+  <w:num w:numId="2" w16cid:durableId="628167603">
     <w:abstractNumId w:val="1"/>
   </w:num>
-  <w:num w:numId="3">
+  <w:num w:numId="3" w16cid:durableId="392583584">
     <w:abstractNumId w:val="0"/>
   </w:num>
 </w:numbering>
 </file>
 
 <file path=word/styles.xml><?xml version="1.0" encoding="utf-8"?>
-<w:styles xmlns:mc="http://schemas.openxmlformats.org/markup-compatibility/2006" xmlns:r="http://schemas.openxmlformats.org/officeDocument/2006/relationships" xmlns:w="http://schemas.openxmlformats.org/wordprocessingml/2006/main" xmlns:w14="http://schemas.microsoft.com/office/word/2010/wordml" xmlns:w15="http://schemas.microsoft.com/office/word/2012/wordml" xmlns:w16se="http://schemas.microsoft.com/office/word/2015/wordml/symex" mc:Ignorable="w14 w15 w16se">
+<w:styles xmlns:mc="http://schemas.openxmlformats.org/markup-compatibility/2006" xmlns:r="http://schemas.openxmlformats.org/officeDocument/2006/relationships" xmlns:w="http://schemas.openxmlformats.org/wordprocessingml/2006/main" xmlns:w14="http://schemas.microsoft.com/office/word/2010/wordml" xmlns:w15="http://schemas.microsoft.com/office/word/2012/wordml" xmlns:w16cex="http://schemas.microsoft.com/office/word/2018/wordml/cex" xmlns:w16cid="http://schemas.microsoft.com/office/word/2016/wordml/cid" xmlns:w16="http://schemas.microsoft.com/office/word/2018/wordml" xmlns:w16du="http://schemas.microsoft.com/office/word/2023/wordml/word16du" xmlns:w16sdtdh="http://schemas.microsoft.com/office/word/2020/wordml/sdtdatahash" xmlns:w16sdtfl="http://schemas.microsoft.com/office/word/2024/wordml/sdtformatlock" xmlns:w16se="http://schemas.microsoft.com/office/word/2015/wordml/symex" mc:Ignorable="w14 w15 w16se w16cid w16 w16cex w16sdtdh w16sdtfl w16du">
   <w:docDefaults>
     <w:rPrDefault>
       <w:rPr>
@@ -964,7 +1018,7 @@
       </w:pPr>
     </w:pPrDefault>
   </w:docDefaults>
-  <w:latentStyles w:defLockedState="0" w:defUIPriority="99" w:defSemiHidden="0" w:defUnhideWhenUsed="0" w:defQFormat="0" w:count="371">
+  <w:latentStyles w:defLockedState="0" w:defUIPriority="99" w:defSemiHidden="0" w:defUnhideWhenUsed="0" w:defQFormat="0" w:count="376">
     <w:lsdException w:name="Normal" w:uiPriority="0" w:qFormat="1"/>
     <w:lsdException w:name="heading 1" w:uiPriority="9" w:qFormat="1"/>
     <w:lsdException w:name="heading 2" w:semiHidden="1" w:uiPriority="9" w:unhideWhenUsed="1" w:qFormat="1"/>
@@ -1336,6 +1390,11 @@
     <w:lsdException w:name="List Table 5 Dark Accent 6" w:uiPriority="50"/>
     <w:lsdException w:name="List Table 6 Colorful Accent 6" w:uiPriority="51"/>
     <w:lsdException w:name="List Table 7 Colorful Accent 6" w:uiPriority="52"/>
+    <w:lsdException w:name="Mention" w:semiHidden="1" w:unhideWhenUsed="1"/>
+    <w:lsdException w:name="Smart Hyperlink" w:semiHidden="1" w:unhideWhenUsed="1"/>
+    <w:lsdException w:name="Hashtag" w:semiHidden="1" w:unhideWhenUsed="1"/>
+    <w:lsdException w:name="Unresolved Mention" w:semiHidden="1" w:unhideWhenUsed="1"/>
+    <w:lsdException w:name="Smart Link" w:semiHidden="1" w:unhideWhenUsed="1"/>
   </w:latentStyles>
   <w:style w:type="paragraph" w:default="1" w:styleId="Normal">
     <w:name w:val="Normal"/>
@@ -1407,6 +1466,18 @@
     <w:rPr>
       <w:color w:val="0563C1" w:themeColor="hyperlink"/>
       <w:u w:val="single"/>
+    </w:rPr>
+  </w:style>
+  <w:style w:type="character" w:styleId="UnresolvedMention">
+    <w:name w:val="Unresolved Mention"/>
+    <w:basedOn w:val="DefaultParagraphFont"/>
+    <w:uiPriority w:val="99"/>
+    <w:semiHidden/>
+    <w:unhideWhenUsed/>
+    <w:rsid w:val="005F0024"/>
+    <w:rPr>
+      <w:color w:val="605E5C"/>
+      <w:shd w:val="clear" w:color="auto" w:fill="E1DFDD"/>
     </w:rPr>
   </w:style>
 </w:styles>
